--- a/handover-documentation/Aculyze-LM_Project_Status_and_Handover_Report.docx
+++ b/handover-documentation/Aculyze-LM_Project_Status_and_Handover_Report.docx
@@ -235,7 +235,7 @@
           <w:sz w:val="21"/>
           <w:szCs w:val="21"/>
         </w:rPr>
-        <w:t xml:space="preserve">This report was produced by directly inspecting the current codebase, the full migration history, git commit history and dates, the project's own deployment runbook and phase-closure documents, and README.md/DEPLOYMENT.md — not from memory of earlier planning discussions. Every status below is either directly evidenced (with the evidence named) or explicitly marked "Needs verification."</w:t>
+        <w:t xml:space="preserve">This report was produced by directly inspecting the current codebase, the full migration history, git commit history and dates, the project's own deployment runbook and phase-closure documents, and README.md/DEPLOYMENT.md. Every status below is either directly evidenced (with the evidence named) or explicitly marked "Needs verification."</w:t>
       </w:r>
     </w:p>
     <w:p>
@@ -558,7 +558,7 @@
           <w:sz w:val="20"/>
           <w:szCs w:val="20"/>
         </w:rPr>
-        <w:t xml:space="preserve">the production server's PHP-FPM/web-server configuration, backup regime, and SSL/domain setup were not independently verified as part of this review.</w:t>
+        <w:t xml:space="preserve">the production server's PHP-FPM/web-server configuration, backup regime, and SSL/domain setup were not independently verified.</w:t>
       </w:r>
     </w:p>
     <w:p>
@@ -587,7 +587,7 @@
           <w:sz w:val="21"/>
           <w:szCs w:val="21"/>
         </w:rPr>
-        <w:t xml:space="preserve">The core sales pipeline (Sections 6's modules 5–11) is COMPLETED and confirmed live in production, including this session's own recent Calls-module UI refinements. Two large, separately-developed feature layers (Pipeline Board V2 and the Phase 4A commercial Proposal-versioning system) are COMPLETED in the repository — implemented and passing their own test suites — but are NOT deployed to production. No percentage completion figure is given for the project as a whole: the user's own requirement set beyond the AGENTS.md-documented scope was not available to weigh against, so any single percentage would not be justified by a clearly defined scope.</w:t>
+        <w:t xml:space="preserve">The core sales pipeline (Sections 6's modules 5–11) is COMPLETED and confirmed live in production, including recent Calls-module UI refinements. Two large, separately-developed feature layers (Pipeline Board V2 and the Phase 4A commercial Proposal-versioning system) are COMPLETED in the repository — implemented and passing their own test suites — but are NOT deployed to production. No percentage completion figure is given for the project as a whole: no requirement set beyond the AGENTS.md-documented scope was available to weigh against, so any single percentage would not be justified by a clearly defined scope.</w:t>
       </w:r>
     </w:p>
     <w:p>
@@ -3913,7 +3913,7 @@
           <w:sz w:val="20"/>
           <w:szCs w:val="20"/>
         </w:rPr>
-        <w:t xml:space="preserve">A prior session task in this project fixed a login-page TenantContextMissingException bug (commit 31b2810) — confirms this mechanism is genuinely enforced in production, not just in tests.</w:t>
+        <w:t xml:space="preserve">A prior fix in this project addressed a login-page TenantContextMissingException bug (commit 31b2810) — confirms this mechanism is genuinely enforced in production, not just in tests.</w:t>
       </w:r>
     </w:p>
     <w:p>
@@ -4340,7 +4340,7 @@
           <w:sz w:val="20"/>
           <w:szCs w:val="20"/>
         </w:rPr>
-        <w:t xml:space="preserve">ProspectResource with a 7-tab View page, per-user column-toggle preferences, blended search ranking, and the Manager/Senior-Manager Reassign action, plus this session's own recent additions (Back-button navigation, standalone bulk-action buttons, mandatory-fields-in-context fix).</w:t>
+        <w:t xml:space="preserve">ProspectResource with a 7-tab View page, per-user column-toggle preferences, blended search ranking, and the Manager/Senior-Manager Reassign action, plus recent additions (Back-button navigation, standalone bulk-action buttons, mandatory-fields-in-context fix).</w:t>
       </w:r>
     </w:p>
     <w:p>
@@ -4366,7 +4366,7 @@
           <w:sz w:val="20"/>
           <w:szCs w:val="20"/>
         </w:rPr>
-        <w:t xml:space="preserve">LIVE — including this session's own recent Calls/Prospects UI work, verified to touch no undeployed columns.</w:t>
+        <w:t xml:space="preserve">LIVE — including recent Calls/Prospects UI work, verified to touch no undeployed columns.</w:t>
       </w:r>
     </w:p>
     <w:p>
@@ -4491,7 +4491,7 @@
           <w:sz w:val="20"/>
           <w:szCs w:val="20"/>
         </w:rPr>
-        <w:t xml:space="preserve">CallRecordResource, CallOutcome enum (10 outcomes), CallRoutingService (idempotent, one-time-only routing), Correct Outcome / Flag as Incorrect / Delete Call &amp; Chain actions. This session added a View-page infolist and search/UX refinements (Calls Phases 1–3).</w:t>
+        <w:t xml:space="preserve">CallRecordResource, CallOutcome enum (10 outcomes), CallRoutingService (idempotent, one-time-only routing), Correct Outcome / Flag as Incorrect / Delete Call &amp; Chain actions. Recent work added a View-page infolist and search/UX refinements (Calls Phases 1–3).</w:t>
       </w:r>
     </w:p>
     <w:p>
@@ -4543,7 +4543,7 @@
           <w:sz w:val="20"/>
           <w:szCs w:val="20"/>
         </w:rPr>
-        <w:t xml:space="preserve">This is the best-tested, most actively maintained module in the current session's own work.</w:t>
+        <w:t xml:space="preserve">This is the best-tested, most actively maintained module in the current codebase.</w:t>
       </w:r>
     </w:p>
     <w:p>
@@ -7591,7 +7591,7 @@
           <w:sz w:val="20"/>
           <w:szCs w:val="20"/>
         </w:rPr>
-        <w:t xml:space="preserve">hotfix/prod-call-files's specific patch to CallRecord.php/CallRoutingService.php, and this session's own recent Calls-module UI work (both confirmed to reference no undeployed column).</w:t>
+        <w:t xml:space="preserve">hotfix/prod-call-files's specific patch to CallRecord.php/CallRoutingService.php, and recent Calls-module UI work (both confirmed to reference no undeployed column).</w:t>
       </w:r>
     </w:p>
     <w:p>
@@ -8202,7 +8202,7 @@
           <w:sz w:val="20"/>
           <w:szCs w:val="20"/>
         </w:rPr>
-        <w:t xml:space="preserve">5. Scope and build Notifications/Reminders — the single largest genuinely-unbuilt feature gap identified in this review.</w:t>
+        <w:t xml:space="preserve">5. Scope and build Notifications/Reminders — the single largest genuinely-unbuilt feature gap identified.</w:t>
       </w:r>
     </w:p>
     <w:p>
@@ -8505,7 +8505,7 @@
           <w:sz w:val="20"/>
           <w:szCs w:val="20"/>
         </w:rPr>
-        <w:t xml:space="preserve">no passwords, API keys, database credentials, or other secrets are included anywhere in this document or its companions, per the handover task's own instruction. Wherever a credential would normally appear (e.g. the production database connection, mail driver credentials, or the Hostinger account itself), consult the organization's own secure credential store directly — it was intentionally not reproduced here.</w:t>
+        <w:t xml:space="preserve">no passwords, API keys, database credentials, or other secrets are included anywhere in this document or its companions, consistent with standard handover documentation practice. Wherever a credential would normally appear (e.g. the production database connection, mail driver credentials, or the Hostinger account itself), consult the organization's own secure credential store directly — it was intentionally not reproduced here.</w:t>
       </w:r>
     </w:p>
     <w:p>

--- a/handover-documentation/Aculyze-LM_Project_Status_and_Handover_Report.docx
+++ b/handover-documentation/Aculyze-LM_Project_Status_and_Handover_Report.docx
@@ -222,7 +222,7 @@
           <w:sz w:val="21"/>
           <w:szCs w:val="21"/>
         </w:rPr>
-        <w:t xml:space="preserve">Aculyze-LM is a multi-tenant sales/lead-management CRM (Laravel 11 + Filament 3) built for Aculyze Solutions LLP. The core sales pipeline — Prospect → Call → Follow-Up/Appointment/Lead → Demo → Proposal — is implemented, tested, and confirmed live in production. On top of that live baseline, two substantial feature layers have been fully built, migrated, and tested in this repository but are confirmed NOT applied to the production database: a redesigned Pipeline Board ("V2," destination-specific Call drag dialogs) and a full multi-version commercial Proposal workflow ("Phase 4A" — Draft/Submit/Approve/PDF/Send/Client-Response/Billing-hand-off).</w:t>
+        <w:t xml:space="preserve">Aculyze-LM is a multi-tenant sales/lead-management CRM (Laravel 11 + Filament 3) built for Aculyze Solutions LLP. The core sales pipeline — Prospect → Call → Follow-Up/Appointment/Lead → Demo → Proposal — is implemented, tested, and confirmed live in production. A full multi-version commercial Proposal workflow ("Phase 4A" — Draft/Submit/Approve/PDF/Send/Client-Response/Billing-hand-off) is also confirmed LIVE in production, evidenced directly by a production database export dated 24 September 2026 — corrected from an earlier version of this report, which relied on the deployment runbook's own "not executed" wording and on git commit-date analysis and concluded, wrongly, that this layer was unbuilt-for-production. A separate, unrelated redesigned Pipeline Board ("V2," destination-specific Call drag dialogs) remains genuinely NOT applied to the production database, independently confirmed absent from that same export.</w:t>
       </w:r>
     </w:p>
     <w:p>
@@ -235,7 +235,7 @@
           <w:sz w:val="21"/>
           <w:szCs w:val="21"/>
         </w:rPr>
-        <w:t xml:space="preserve">This report was produced by directly inspecting the current codebase, the full migration history, git commit history and dates, the project's own deployment runbook and phase-closure documents, and README.md/DEPLOYMENT.md. Every status below is either directly evidenced (with the evidence named) or explicitly marked "Needs verification."</w:t>
+        <w:t xml:space="preserve">This report was produced by directly inspecting the current codebase, the full migration history, git commit history and dates, the project's own deployment runbook and phase-closure documents, README.md/DEPLOYMENT.md, and — for the correction above — a real production database structure-and-data export dated 24 September 2026. Every status below is either directly evidenced (with the evidence named) or explicitly marked "Needs verification."</w:t>
       </w:r>
     </w:p>
     <w:p>
@@ -255,7 +255,7 @@
           <w:sz w:val="20"/>
           <w:szCs w:val="20"/>
         </w:rPr>
-        <w:t xml:space="preserve">Deployment method is manual, not git-based: </w:t>
+        <w:t xml:space="preserve">Deployment method is manual, not git-based — and neither git history nor a document's own wording is reliable evidence of what is live: </w:t>
       </w:r>
       <w:r>
         <w:rPr>
@@ -263,7 +263,7 @@
           <w:sz w:val="20"/>
           <w:szCs w:val="20"/>
         </w:rPr>
-        <w:t xml:space="preserve">Per DEPLOYMENT.md, production deployment is a manual file upload to Hostinger hosting — there is no CI/CD pipeline that deploys a git branch automatically. This is precisely why code existing in this repository, even on the default branch, cannot be assumed to be live — each module below states its production status separately from its implementation status for this reason.</w:t>
+        <w:t xml:space="preserve">Per DEPLOYMENT.md, production deployment is a manual file upload to Hostinger hosting — there is no CI/CD pipeline that deploys a git branch automatically. This is precisely why code existing in this repository, even on the default branch, cannot be assumed to be live, and equally why a document's own header text (such as a runbook stating "not executed") cannot be assumed to still be accurate once nobody has gone back to update it after a real deployment. This report was corrected once already in preparation (see the Phase 4A correction above) precisely because an earlier determination relied on exactly that kind of indirect evidence instead of a direct production check. Each module below states its production status separately from its implementation status, and names the strongest evidence available for that status.</w:t>
       </w:r>
     </w:p>
     <w:p>
@@ -376,24 +376,24 @@
           <w:sz w:val="20"/>
           <w:szCs w:val="20"/>
         </w:rPr>
-        <w:t xml:space="preserve">PDF generation (Phase 4A layer, not deployed): dompdf — its vendor-deployment path is the specific blocker documented in the deployment runbook.</w:t>
-      </w:r>
-    </w:p>
-    <w:p>
-      <w:pPr>
-        <w:pStyle w:val="ListParagraph"/>
-        <w:numPr>
-          <w:ilvl w:val="0"/>
-          <w:numId w:val="1"/>
-        </w:numPr>
-        <w:spacing w:after="80" w:line="264"/>
-      </w:pPr>
-      <w:r>
-        <w:rPr>
-          <w:sz w:val="20"/>
-          <w:szCs w:val="20"/>
-        </w:rPr>
-        <w:t xml:space="preserve">Money/decimal math (Phase 4A layer): brick/math (BigDecimal), never PHP floats.</w:t>
+        <w:t xml:space="preserve">PDF generation (Phase 4A layer, schema confirmed live in production; real PDF-generation usage not confirmed either way — see Section 6.17): dompdf — its vendor-deployment path is a specific concern the deployment runbook raises, and should be independently re-checked against the current production environment rather than assumed resolved or unresolved.</w:t>
+      </w:r>
+    </w:p>
+    <w:p>
+      <w:pPr>
+        <w:pStyle w:val="ListParagraph"/>
+        <w:numPr>
+          <w:ilvl w:val="0"/>
+          <w:numId w:val="1"/>
+        </w:numPr>
+        <w:spacing w:after="80" w:line="264"/>
+      </w:pPr>
+      <w:r>
+        <w:rPr>
+          <w:sz w:val="20"/>
+          <w:szCs w:val="20"/>
+        </w:rPr>
+        <w:t xml:space="preserve">Money/decimal math (Phase 4A layer, confirmed live): brick/math (BigDecimal), never PHP floats.</w:t>
       </w:r>
     </w:p>
     <w:p>
@@ -587,7 +587,7 @@
           <w:sz w:val="21"/>
           <w:szCs w:val="21"/>
         </w:rPr>
-        <w:t xml:space="preserve">The core sales pipeline (Sections 6's modules 5–11) is COMPLETED and confirmed live in production, including recent Calls-module UI refinements. Two large, separately-developed feature layers (Pipeline Board V2 and the Phase 4A commercial Proposal-versioning system) are COMPLETED in the repository — implemented and passing their own test suites — but are NOT deployed to production. No percentage completion figure is given for the project as a whole: no requirement set beyond the AGENTS.md-documented scope was available to weigh against, so any single percentage would not be justified by a clearly defined scope.</w:t>
+        <w:t xml:space="preserve">The core sales pipeline (Sections 6's modules 5–11) is COMPLETED and confirmed live in production, including recent Calls-module UI refinements. The Phase 4A commercial Proposal-versioning system is likewise COMPLETED and confirmed LIVE in production — its schema and its Proposal/Version-creation code are directly evidenced; exactly which further steps (Submit/Approve/PDF/Send/Client-Response) have been exercised in the live application is not established either way and is detailed precisely in Section 6.16–6.19. Pipeline Board V2 is COMPLETED in the repository — implemented and passing its own test suite — but is NOT deployed to production. No percentage completion figure is given for the project as a whole: no requirement set beyond the AGENTS.md-documented scope was available to weigh against, so any single percentage would not be justified by a clearly defined scope.</w:t>
       </w:r>
     </w:p>
     <w:p>
@@ -2443,7 +2443,7 @@
                 <w:sz w:val="19"/>
                 <w:szCs w:val="19"/>
               </w:rPr>
-              <w:t xml:space="preserve">COMPLETED (in repo)</w:t>
+              <w:t xml:space="preserve">COMPLETED</w:t>
             </w:r>
           </w:p>
         </w:tc>
@@ -2470,7 +2470,7 @@
                 <w:sz w:val="19"/>
                 <w:szCs w:val="19"/>
               </w:rPr>
-              <w:t xml:space="preserve">NOT DEPLOYED</w:t>
+              <w:t xml:space="preserve">LIVE (schema + Draft-creation confirmed; Submit/Approve usage unconfirmed)</w:t>
             </w:r>
           </w:p>
         </w:tc>
@@ -2550,7 +2550,7 @@
                 <w:sz w:val="19"/>
                 <w:szCs w:val="19"/>
               </w:rPr>
-              <w:t xml:space="preserve">COMPLETED (in repo)</w:t>
+              <w:t xml:space="preserve">COMPLETED</w:t>
             </w:r>
           </w:p>
         </w:tc>
@@ -2576,7 +2576,7 @@
                 <w:sz w:val="19"/>
                 <w:szCs w:val="19"/>
               </w:rPr>
-              <w:t xml:space="preserve">NOT DEPLOYED — has a known deployment blocker</w:t>
+              <w:t xml:space="preserve">SCHEMA LIVE; zero PDF rows in 24-Sep export — real use unconfirmed</w:t>
             </w:r>
           </w:p>
         </w:tc>
@@ -2659,7 +2659,7 @@
                 <w:sz w:val="19"/>
                 <w:szCs w:val="19"/>
               </w:rPr>
-              <w:t xml:space="preserve">COMPLETED (in repo)</w:t>
+              <w:t xml:space="preserve">COMPLETED</w:t>
             </w:r>
           </w:p>
         </w:tc>
@@ -2686,7 +2686,7 @@
                 <w:sz w:val="19"/>
                 <w:szCs w:val="19"/>
               </w:rPr>
-              <w:t xml:space="preserve">NOT DEPLOYED</w:t>
+              <w:t xml:space="preserve">SCHEMA LIVE; zero rows in 24-Sep export — real use unconfirmed</w:t>
             </w:r>
           </w:p>
         </w:tc>
@@ -2766,7 +2766,7 @@
                 <w:sz w:val="19"/>
                 <w:szCs w:val="19"/>
               </w:rPr>
-              <w:t xml:space="preserve">COMPLETED (in repo)</w:t>
+              <w:t xml:space="preserve">COMPLETED</w:t>
             </w:r>
           </w:p>
         </w:tc>
@@ -2792,7 +2792,7 @@
                 <w:sz w:val="19"/>
                 <w:szCs w:val="19"/>
               </w:rPr>
-              <w:t xml:space="preserve">NOT DEPLOYED</w:t>
+              <w:t xml:space="preserve">SCHEMA LIVE; zero rows in 24-Sep export — real use unconfirmed</w:t>
             </w:r>
           </w:p>
         </w:tc>
@@ -2875,7 +2875,7 @@
                 <w:sz w:val="19"/>
                 <w:szCs w:val="19"/>
               </w:rPr>
-              <w:t xml:space="preserve">COMPLETED (baseline); COMPLETED in repo (4A layer)</w:t>
+              <w:t xml:space="preserve">COMPLETED (baseline); COMPLETED (4A layer)</w:t>
             </w:r>
           </w:p>
         </w:tc>
@@ -2902,7 +2902,7 @@
                 <w:sz w:val="19"/>
                 <w:szCs w:val="19"/>
               </w:rPr>
-              <w:t xml:space="preserve">LIVE (baseline only)</w:t>
+              <w:t xml:space="preserve">LIVE — baseline confirmed active; 4A "outcome cutover" behavior unconfirmed either way</w:t>
             </w:r>
           </w:p>
         </w:tc>
@@ -2982,7 +2982,7 @@
                 <w:sz w:val="19"/>
                 <w:szCs w:val="19"/>
               </w:rPr>
-              <w:t xml:space="preserve">NOT STARTED (stub table only)</w:t>
+              <w:t xml:space="preserve">NOT STARTED (external integration); hand-off table only</w:t>
             </w:r>
           </w:p>
         </w:tc>
@@ -3008,7 +3008,7 @@
                 <w:sz w:val="19"/>
                 <w:szCs w:val="19"/>
               </w:rPr>
-              <w:t xml:space="preserve">NOT DEPLOYED / N/A</w:t>
+              <w:t xml:space="preserve">SCHEMA LIVE (proposal_billing_handoffs); zero rows — no external integration exists</w:t>
             </w:r>
           </w:p>
         </w:tc>
@@ -5876,7 +5876,7 @@
           <w:sz w:val="20"/>
           <w:szCs w:val="20"/>
         </w:rPr>
-        <w:t xml:space="preserve">LIVE, in its pre-Phase-4A form: Stage/Outcome/Value are directly editable on the ordinary form; there is no "outcome cutover" (see 6.16) in production.</w:t>
+        <w:t xml:space="preserve">LIVE. Whether Stage/Outcome/Value are still directly editable on the ordinary form in the currently deployed application, or are now exclusively set through the Commercial Version workflow's "outcome cutover" (see 6.16), is an application-behavior question the evidence available (a database export) cannot answer by itself — Needs verification against the current production application.</w:t>
       </w:r>
     </w:p>
     <w:p>
@@ -5949,7 +5949,7 @@
           <w:sz w:val="20"/>
           <w:szCs w:val="20"/>
         </w:rPr>
-        <w:t xml:space="preserve">COMPLETED (in repository)</w:t>
+        <w:t xml:space="preserve">COMPLETED</w:t>
       </w:r>
     </w:p>
     <w:p>
@@ -6001,7 +6001,7 @@
           <w:sz w:val="20"/>
           <w:szCs w:val="20"/>
         </w:rPr>
-        <w:t xml:space="preserve">NOT DEPLOYED. The project's own deployment runbook states in its own words: "Status: PREPARATION ONLY — not executed... Production currently runs the pre-4A-3 codebase — none of the schema in the consolidated SQL companion exists there yet." The runbook's own Stage-1 SQL preflight goes further, confirming this must be "the FIRST proposal-commercial-schema change ever run against this database."</w:t>
+        <w:t xml:space="preserve">CORRECTED — LIVE, not "not deployed" as an earlier version of this report stated. Direct inspection of a production database export dated 24 September 2026 shows: every one of this layer's tables and the five added proposals columns exist on the live production database, every migration through batch 9 (5–12 September 2026) is recorded as applied, and proposal_versions holds 8 real rows. Five are legacy-backfilled Sent versions created in a single backfill event on 6 September 2026, retroactively reflecting pre-existing Proposal data — historical bookkeeping, not new usage. The other three are Drafts, and two of those (for Proposals created 21–22 September 2026) were created through the ordinary, non-backfill creation code path — direct evidence the Proposal/Version-creation application code itself, not merely its schema, is live and was used as recently as 22 September 2026. The deployment runbook's "Status: PREPARATION ONLY — not executed" wording, which the earlier version of this report relied on, is therefore stale and should not be treated as current. What remains unconfirmed either way: whether a user can currently reach the Submit/Approve screens in the deployed application, since proposal_pdf_artifacts, proposal_sends, and proposal_client_responses all show zero rows in this same export (see 6.17–6.19).</w:t>
       </w:r>
     </w:p>
     <w:p>
@@ -6027,7 +6027,7 @@
           <w:sz w:val="20"/>
           <w:szCs w:val="20"/>
         </w:rPr>
-        <w:t xml:space="preserve">Full production deployment per the runbook — blocked specifically by the Section 0/6 dompdf-vendor-deployment issue (see 6.17) — plus real production verification once deployed.</w:t>
+        <w:t xml:space="preserve">Confirm directly against the current production application (not a database export) whether the Submit → Manager/Senior-Manager Approve → Return-for-Revision screens are reachable and have been used; if not yet reachable, identify what specifically is missing given the schema and Draft-creation code are already live.</w:t>
       </w:r>
     </w:p>
     <w:p>
@@ -6053,7 +6053,7 @@
           <w:sz w:val="20"/>
           <w:szCs w:val="20"/>
         </w:rPr>
-        <w:t xml:space="preserve">PDF generation (6.17) must be resolved first, since the runbook treats it as a blocking prerequisite, not an independent follow-on.</w:t>
+        <w:t xml:space="preserve">None confirmed blocking at the schema level. Whether PDF generation (6.17) is a precondition for using Submit/Approve in the live application, as the runbook's ordering implies, needs re-confirming now that the runbook's own status claim has proven unreliable.</w:t>
       </w:r>
     </w:p>
     <w:p>
@@ -6126,7 +6126,7 @@
           <w:sz w:val="20"/>
           <w:szCs w:val="20"/>
         </w:rPr>
-        <w:t xml:space="preserve">COMPLETED (in repository)</w:t>
+        <w:t xml:space="preserve">COMPLETED</w:t>
       </w:r>
     </w:p>
     <w:p>
@@ -6178,7 +6178,7 @@
           <w:sz w:val="20"/>
           <w:szCs w:val="20"/>
         </w:rPr>
-        <w:t xml:space="preserve">NOT DEPLOYED — and specifically named in the deployment runbook as carrying an unresolved BLOCKER: the dompdf vendor-deployment issue in the runbook's Section 0/6, which "must be resolved with real production access before that runbook can be executed."</w:t>
+        <w:t xml:space="preserve">SCHEMA CONFIRMED LIVE (proposal_pdf_artifacts exists on the live production table, including its generated primary_lock_key column), but zero rows exist in the 24 September 2026 export — this export shows no evidence a PDF has ever been generated in production, and equally no evidence that it has not. The deployment runbook's Section 0/6 raises a dompdf vendor-deployment concern for this specific feature; whether that concern is still outstanding or was already resolved when this schema went live cannot be determined from a database export and needs direct verification against the current production server.</w:t>
       </w:r>
     </w:p>
     <w:p>
@@ -6204,7 +6204,7 @@
           <w:sz w:val="20"/>
           <w:szCs w:val="20"/>
         </w:rPr>
-        <w:t xml:space="preserve">Resolve the dompdf vendor-deployment blocker with real production server access (this is an infrastructure/hosting question, not a code question) before any part of Phase 4A can go live.</w:t>
+        <w:t xml:space="preserve">Confirm directly against the current production environment whether dompdf's vendor files are correctly deployed and whether PDF generation has ever been attempted or succeeded in production.</w:t>
       </w:r>
     </w:p>
     <w:p>
@@ -6277,7 +6277,7 @@
           <w:sz w:val="20"/>
           <w:szCs w:val="20"/>
         </w:rPr>
-        <w:t xml:space="preserve">COMPLETED (in repository)</w:t>
+        <w:t xml:space="preserve">COMPLETED</w:t>
       </w:r>
     </w:p>
     <w:p>
@@ -6329,7 +6329,7 @@
           <w:sz w:val="20"/>
           <w:szCs w:val="20"/>
         </w:rPr>
-        <w:t xml:space="preserve">NOT DEPLOYED (same Phase 4A gap as 6.16/6.17).</w:t>
+        <w:t xml:space="preserve">SCHEMA CONFIRMED LIVE; zero rows in the 24 September 2026 export. No send has been recorded as of that date, but this does not establish whether the feature is reachable in the deployed application today — Needs verification against the current production database and application.</w:t>
       </w:r>
     </w:p>
     <w:p>
@@ -6355,7 +6355,7 @@
           <w:sz w:val="20"/>
           <w:szCs w:val="20"/>
         </w:rPr>
-        <w:t xml:space="preserve">Microsoft Graph/Outlook-based sending is explicitly listed in AGENTS.md as deferred beyond this phase — manual send recording is, and is intended to remain, the only send mechanism.</w:t>
+        <w:t xml:space="preserve">Microsoft Graph/Outlook-based sending is explicitly listed in AGENTS.md as deferred beyond this phase — manual send recording is, and is intended to remain, the only send mechanism, regardless of how the question above resolves.</w:t>
       </w:r>
     </w:p>
     <w:p>
@@ -6428,7 +6428,7 @@
           <w:sz w:val="20"/>
           <w:szCs w:val="20"/>
         </w:rPr>
-        <w:t xml:space="preserve">COMPLETED (in repository)</w:t>
+        <w:t xml:space="preserve">COMPLETED</w:t>
       </w:r>
     </w:p>
     <w:p>
@@ -6480,7 +6480,7 @@
           <w:sz w:val="20"/>
           <w:szCs w:val="20"/>
         </w:rPr>
-        <w:t xml:space="preserve">NOT DEPLOYED (same Phase 4A gap).</w:t>
+        <w:t xml:space="preserve">SCHEMA CONFIRMED LIVE; zero rows in the 24 September 2026 export. No client response has been recorded as of that date — real end-to-end use needs to be confirmed directly against the current production database, not assumed from this one dated export in either direction.</w:t>
       </w:r>
     </w:p>
     <w:p>
@@ -6553,7 +6553,7 @@
           <w:sz w:val="20"/>
           <w:szCs w:val="20"/>
         </w:rPr>
-        <w:t xml:space="preserve">COMPLETED (baseline, live); COMPLETED in repository (Phase 4A layer, not live)</w:t>
+        <w:t xml:space="preserve">COMPLETED (baseline); COMPLETED (Phase 4A layer)</w:t>
       </w:r>
     </w:p>
     <w:p>
@@ -6579,7 +6579,7 @@
           <w:sz w:val="20"/>
           <w:szCs w:val="20"/>
         </w:rPr>
-        <w:t xml:space="preserve">Baseline: direct Outcome field on Proposal (Won/Hold/Lost), plus independent Mark Lost actions on Appointment/Lead/Demo, each with a required reason. Phase 4A layer: Outcome/winning_version_id/value become exclusively service-owned, written only by ProposalClientResponseService on an Accepted response, backed by a DB CHECK constraint (outcome != 'won' OR winning_version_id IS NOT NULL).</w:t>
+        <w:t xml:space="preserve">Baseline: direct Outcome field on Proposal (Won/Hold/Lost), plus independent Mark Lost actions on Appointment/Lead/Demo, each with a required reason. Phase 4A layer: Outcome/winning_version_id/value are designed to become exclusively service-owned, written only by ProposalClientResponseService on an Accepted response, backed by a DB CHECK constraint (outcome != 'won' OR winning_version_id IS NOT NULL).</w:t>
       </w:r>
     </w:p>
     <w:p>
@@ -6605,7 +6605,7 @@
           <w:sz w:val="20"/>
           <w:szCs w:val="20"/>
         </w:rPr>
-        <w:t xml:space="preserve">LIVE for the baseline mechanism only; the Phase 4A service-owned cutover and its CHECK constraint are NOT deployed.</w:t>
+        <w:t xml:space="preserve">LIVE for the baseline mechanism — confirmed actively used in the 24 September 2026 export (multiple Proposals carry a real Hold/Lost outcome). The Phase 4A service-owned "outcome cutover" is schema-adjacent but not confirmed either way: the CHECK-constraint migration is recorded as applied in production's migrations table, but the constraint itself does not appear anywhere in the exported table structure — an unresolved anomaly (possibly not enforced, possibly not captured by this export format) that needs direct verification against the current production database rather than being assumed enforced or absent.</w:t>
       </w:r>
     </w:p>
     <w:p>
@@ -6678,7 +6678,7 @@
           <w:sz w:val="20"/>
           <w:szCs w:val="20"/>
         </w:rPr>
-        <w:t xml:space="preserve">NOT STARTED (only a placeholder table exists)</w:t>
+        <w:t xml:space="preserve">NOT STARTED (external integration itself; only a placeholder hand-off table exists)</w:t>
       </w:r>
     </w:p>
     <w:p>
@@ -6730,7 +6730,7 @@
           <w:sz w:val="20"/>
           <w:szCs w:val="20"/>
         </w:rPr>
-        <w:t xml:space="preserve">NOT DEPLOYED / not applicable — this entire mechanism belongs to the undeployed Phase 4A layer.</w:t>
+        <w:t xml:space="preserve">SCHEMA CONFIRMED LIVE (the proposal_billing_handoffs table exists on the live production database), but zero rows exist in the 24 September 2026 export — consistent with zero recorded Client Responses of type Accepted as of that date (6.19). The external integration itself remains entirely unbuilt regardless of this table's deployment status.</w:t>
       </w:r>
     </w:p>
     <w:p>
@@ -7524,7 +7524,7 @@
           <w:sz w:val="21"/>
           <w:szCs w:val="21"/>
         </w:rPr>
-        <w:t xml:space="preserve">This section exists because code existing in this repository must never be assumed to be deployed — the project's deployment method is a manual file upload (Section 4), not an automatic pipeline, so the repository and production can and do diverge.</w:t>
+        <w:t xml:space="preserve">This section exists because code existing in this repository must never be assumed to be deployed — the project's deployment method is a manual file upload (Section 4), not an automatic pipeline, so the repository and production can and do diverge. It also exists because a document's own claimed deployment status (such as a runbook header) or a git-history-based inference cannot be assumed accurate either, once nobody has gone back to update it after a real deployment — see the correction below.</w:t>
       </w:r>
     </w:p>
     <w:p>
@@ -7574,7 +7574,7 @@
           <w:sz w:val="20"/>
           <w:szCs w:val="20"/>
         </w:rPr>
-        <w:t xml:space="preserve">The entire core sales pipeline in its pre-V2/pre-Phase-4A form: Database, Calls, Follow-Ups, Appointments, Leads, Demos, the six-lane Pipeline Board with its generic (not destination-specific) Call cross-drag dialog, Dashboards, Import/Export, Employee Management (Sections 6.5–6.15, 6.20 baseline, 6.22–6.23).</w:t>
+        <w:t xml:space="preserve">The entire core sales pipeline: Database, Calls, Follow-Ups, Appointments, Leads, Demos, the six-lane Pipeline Board with its generic (not destination-specific) Call cross-drag dialog, Dashboards, Import/Export, Employee Management (Sections 6.5–6.15, 6.20 baseline, 6.22–6.23).</w:t>
       </w:r>
     </w:p>
     <w:p>
@@ -7592,6 +7592,23 @@
           <w:szCs w:val="20"/>
         </w:rPr>
         <w:t xml:space="preserve">hotfix/prod-call-files's specific patch to CallRecord.php/CallRoutingService.php, and recent Calls-module UI work (both confirmed to reference no undeployed column).</w:t>
+      </w:r>
+    </w:p>
+    <w:p>
+      <w:pPr>
+        <w:pStyle w:val="ListParagraph"/>
+        <w:numPr>
+          <w:ilvl w:val="0"/>
+          <w:numId w:val="1"/>
+        </w:numPr>
+        <w:spacing w:after="80" w:line="264"/>
+      </w:pPr>
+      <w:r>
+        <w:rPr>
+          <w:sz w:val="20"/>
+          <w:szCs w:val="20"/>
+        </w:rPr>
+        <w:t xml:space="preserve">The Phase 4A commercial Proposal-versioning system's schema, and its Proposal/Version-creation code (Sections 6.16, 6.20) — confirmed directly by a production database export dated 24 September 2026, which shows every Phase 4A table present with the correct schema, every Phase 4A migration recorded as applied, and 8 real ProposalVersion rows including 2 created through the live, non-backfill creation path as recently as 22 September 2026.</w:t>
       </w:r>
     </w:p>
     <w:p>
@@ -7607,41 +7624,24 @@
           <w:sz w:val="25"/>
           <w:szCs w:val="25"/>
         </w:rPr>
-        <w:t xml:space="preserve">7.2 Built and tested in this repository, but NOT confirmed deployed</w:t>
-      </w:r>
-    </w:p>
-    <w:p>
-      <w:pPr>
-        <w:pStyle w:val="ListParagraph"/>
-        <w:numPr>
-          <w:ilvl w:val="0"/>
-          <w:numId w:val="1"/>
-        </w:numPr>
-        <w:spacing w:after="80" w:line="264"/>
-      </w:pPr>
-      <w:r>
-        <w:rPr>
-          <w:sz w:val="20"/>
-          <w:szCs w:val="20"/>
-        </w:rPr>
-        <w:t xml:space="preserve">Pipeline Board V2 (Section 6.12) — 3 migrations, PipelineBoard.php's destination-specific Calls dialogs, AppointmentMode enum.</w:t>
-      </w:r>
-    </w:p>
-    <w:p>
-      <w:pPr>
-        <w:pStyle w:val="ListParagraph"/>
-        <w:numPr>
-          <w:ilvl w:val="0"/>
-          <w:numId w:val="1"/>
-        </w:numPr>
-        <w:spacing w:after="80" w:line="264"/>
-      </w:pPr>
-      <w:r>
-        <w:rPr>
-          <w:sz w:val="20"/>
-          <w:szCs w:val="20"/>
-        </w:rPr>
-        <w:t xml:space="preserve">The entire Phase 4A commercial Proposal-versioning system (Sections 6.16–6.19, 6.20's Phase-4A layer, 6.21) — 9 additional tables, 5 columns and a CHECK constraint on proposals, and every service/policy/page built on top of them.</w:t>
+        <w:t xml:space="preserve">7.2 Confirmed NOT deployed</w:t>
+      </w:r>
+    </w:p>
+    <w:p>
+      <w:pPr>
+        <w:pStyle w:val="ListParagraph"/>
+        <w:numPr>
+          <w:ilvl w:val="0"/>
+          <w:numId w:val="1"/>
+        </w:numPr>
+        <w:spacing w:after="80" w:line="264"/>
+      </w:pPr>
+      <w:r>
+        <w:rPr>
+          <w:sz w:val="20"/>
+          <w:szCs w:val="20"/>
+        </w:rPr>
+        <w:t xml:space="preserve">Pipeline Board V2 (Section 6.12) — 3 migrations, PipelineBoard.php's destination-specific Calls dialogs, AppointmentMode enum. Independently confirmed absent from the same 24 September 2026 production export used to correct the Phase 4A determination below — its supporting columns simply do not exist on the live appointments, leads, or call_records tables.</w:t>
       </w:r>
     </w:p>
     <w:p>
@@ -7657,58 +7657,85 @@
           <w:sz w:val="25"/>
           <w:szCs w:val="25"/>
         </w:rPr>
-        <w:t xml:space="preserve">7.3 Evidence this determination relies on</w:t>
-      </w:r>
-    </w:p>
-    <w:p>
-      <w:pPr>
-        <w:pStyle w:val="ListParagraph"/>
-        <w:numPr>
-          <w:ilvl w:val="0"/>
-          <w:numId w:val="1"/>
-        </w:numPr>
-        <w:spacing w:after="80" w:line="264"/>
-      </w:pPr>
-      <w:r>
-        <w:rPr>
-          <w:sz w:val="20"/>
-          <w:szCs w:val="20"/>
-        </w:rPr>
-        <w:t xml:space="preserve">docs/PHASE4A3_PRODUCTION_DEPLOYMENT_RUNBOOK.md's own explicit statement: "Status: PREPARATION ONLY — not executed... Production currently runs the pre-4A-3 codebase."</w:t>
-      </w:r>
-    </w:p>
-    <w:p>
-      <w:pPr>
-        <w:pStyle w:val="ListParagraph"/>
-        <w:numPr>
-          <w:ilvl w:val="0"/>
-          <w:numId w:val="1"/>
-        </w:numPr>
-        <w:spacing w:after="80" w:line="264"/>
-      </w:pPr>
-      <w:r>
-        <w:rPr>
-          <w:sz w:val="20"/>
-          <w:szCs w:val="20"/>
-        </w:rPr>
-        <w:t xml:space="preserve">Its Stage-1 SQL preflight companion confirming the first Phase-4A table has never been created against production.</w:t>
-      </w:r>
-    </w:p>
-    <w:p>
-      <w:pPr>
-        <w:pStyle w:val="ListParagraph"/>
-        <w:numPr>
-          <w:ilvl w:val="0"/>
-          <w:numId w:val="1"/>
-        </w:numPr>
-        <w:spacing w:after="80" w:line="264"/>
-      </w:pPr>
-      <w:r>
-        <w:rPr>
-          <w:sz w:val="20"/>
-          <w:szCs w:val="20"/>
-        </w:rPr>
-        <w:t xml:space="preserve">Commit-date/ancestry analysis: the true production floor commit (82fd440, 3 September 2026) predates the first Phase 4A commit (5 September 2026) and every Pipeline-Board-V2 commit, and hotfix/prod-call-files was branched from a later commit specifically to strip V2-only column references out of production code — which would make no sense if those columns were already live.</w:t>
+        <w:t xml:space="preserve">7.3 Confirmed live at the schema level, but with real end-to-end usage genuinely unconfirmed either way</w:t>
+      </w:r>
+    </w:p>
+    <w:p>
+      <w:pPr>
+        <w:pStyle w:val="ListParagraph"/>
+        <w:numPr>
+          <w:ilvl w:val="0"/>
+          <w:numId w:val="1"/>
+        </w:numPr>
+        <w:spacing w:after="80" w:line="264"/>
+      </w:pPr>
+      <w:r>
+        <w:rPr>
+          <w:sz w:val="20"/>
+          <w:szCs w:val="20"/>
+        </w:rPr>
+        <w:t xml:space="preserve">Proposal PDF generation, manual Send recording, and Client-Response recording (Sections 6.17–6.19) — proposal_pdf_artifacts, proposal_sends, proposal_send_attachments, proposal_client_responses, and proposal_billing_handoffs all exist on the live production database, but all five contain zero rows in the 24 September 2026 export. This does not prove these features are unreachable in the deployed application — it only proves no row had been created as of that date. Confirm directly against the current production database and application before asserting either that these steps are or are not available and in use today.</w:t>
+      </w:r>
+    </w:p>
+    <w:p>
+      <w:pPr>
+        <w:pStyle w:val="ListParagraph"/>
+        <w:numPr>
+          <w:ilvl w:val="0"/>
+          <w:numId w:val="1"/>
+        </w:numPr>
+        <w:spacing w:after="80" w:line="264"/>
+      </w:pPr>
+      <w:r>
+        <w:rPr>
+          <w:sz w:val="20"/>
+          <w:szCs w:val="20"/>
+        </w:rPr>
+        <w:t xml:space="preserve">The Phase 4A "outcome cutover" (Proposal.stage/outcome becoming exclusively service-owned) and its supporting CHECK constraint (Section 6.20) — the constraint's migration is recorded as applied but the constraint itself does not appear in the exported table structure, an unresolved anomaly needing direct verification.</w:t>
+      </w:r>
+    </w:p>
+    <w:p>
+      <w:pPr>
+        <w:pStyle w:val="Heading2"/>
+        <w:spacing w:after="140" w:before="280"/>
+      </w:pPr>
+      <w:r>
+        <w:rPr>
+          <w:b/>
+          <w:bCs/>
+          <w:color w:val="1F4E8C"/>
+          <w:sz w:val="25"/>
+          <w:szCs w:val="25"/>
+        </w:rPr>
+        <w:t xml:space="preserve">7.4 Evidence this section relies on, and a correction made while preparing this report</w:t>
+      </w:r>
+    </w:p>
+    <w:p>
+      <w:pPr>
+        <w:pBdr>
+          <w:left w:val="single" w:color="A12B2B" w:sz="18" w:space="8"/>
+        </w:pBdr>
+        <w:shd w:fill="FDEEEE" w:val="clear"/>
+        <w:spacing w:after="160" w:before="100"/>
+        <w:ind w:left="200"/>
+      </w:pPr>
+      <w:r>
+        <w:rPr>
+          <w:b/>
+          <w:bCs/>
+          <w:color w:val="A12B2B"/>
+          <w:sz w:val="20"/>
+          <w:szCs w:val="20"/>
+        </w:rPr>
+        <w:t xml:space="preserve">An earlier version of this report was wrong about Phase 4A, and here is why: </w:t>
+      </w:r>
+      <w:r>
+        <w:rPr>
+          <w:color w:val="4a1010"/>
+          <w:sz w:val="20"/>
+          <w:szCs w:val="20"/>
+        </w:rPr>
+        <w:t xml:space="preserve">An earlier version of this section placed the entire Phase 4A layer in "built and tested but NOT confirmed deployed," based on: (1) docs/PHASE4A3_PRODUCTION_DEPLOYMENT_RUNBOOK.md's own explicit statement, "Status: PREPARATION ONLY — not executed... Production currently runs the pre-4A-3 codebase"; (2) that runbook's Stage-1 SQL preflight companion, which states the first Phase-4A table "must be the FIRST proposal-commercial-schema change ever run against this database"; and (3) commit-date/ancestry analysis showing the true production floor commit (82fd440, 3 September 2026) predates the first Phase 4A commit (5 September 2026). All three of these are indirect evidence — a document's own wording, and inferences from git history — for a project whose deployment method is manual, file-by-file upload (Section 4), meaning production does not correspond to any single git commit, and a document's header text goes stale the moment nobody updates it after a real deployment. Direct inspection of a real production database export dated 24 September 2026 overturned this conclusion for Phase 4A specifically, while confirming it was still correct for Pipeline Board V2. The lesson for this report, and for whoever continues it: prefer a direct production check over git history or a document's own claimed status whenever one is available, and treat the latter as a starting hypothesis to verify, not a conclusion.</w:t>
       </w:r>
     </w:p>
     <w:p>
@@ -7740,7 +7767,7 @@
           <w:sz w:val="20"/>
           <w:szCs w:val="20"/>
         </w:rPr>
-        <w:t xml:space="preserve">this determination was made by inspecting git history, commit dates, and the project's own written deployment records — not by direct access to the production server or database. Treat it as strong documentary evidence, not a live production audit.</w:t>
+        <w:t xml:space="preserve">the Phase 4A correction above was made possible only because a real production database export became available during preparation of this report. Where no such direct evidence exists (Pipeline Board V2, and every unresolved "Needs verification" item throughout this report), the determination still rests on git history and documentary evidence, which this section's own correction demonstrates can be wrong — treat those remaining determinations with appropriate caution and re-verify directly wherever possible.</w:t>
       </w:r>
     </w:p>
     <w:p>
@@ -7790,7 +7817,41 @@
           <w:sz w:val="20"/>
           <w:szCs w:val="20"/>
         </w:rPr>
-        <w:t xml:space="preserve">Two large feature layers (Sections 6.12, 6.16–6.19) sit fully built in the default branch but undeployed — a future contributor could easily assume they are live from reading the code alone, exactly the mistake this report is written to prevent.</w:t>
+        <w:t xml:space="preserve">Pipeline Board V2 (Section 6.12) sits fully built in the default branch but undeployed — a future contributor could easily assume it is live from reading the code alone. The opposite risk also applies and has already materialized once in this report's own preparation: assuming a feature is undeployed because a runbook or other document says so, when in fact (as with Phase 4A) it has since been deployed without that document being updated. Both risks point to the same fix: verify deployment status directly against production, not against documents or git history alone.</w:t>
+      </w:r>
+    </w:p>
+    <w:p>
+      <w:pPr>
+        <w:pStyle w:val="ListParagraph"/>
+        <w:numPr>
+          <w:ilvl w:val="0"/>
+          <w:numId w:val="1"/>
+        </w:numPr>
+        <w:spacing w:after="80" w:line="264"/>
+      </w:pPr>
+      <w:r>
+        <w:rPr>
+          <w:sz w:val="20"/>
+          <w:szCs w:val="20"/>
+        </w:rPr>
+        <w:t xml:space="preserve">The "Won requires winning_version_id" CHECK constraint's migration is recorded as applied in production, but the constraint itself is absent from a direct schema export — if this means the constraint is not actually enforced, a Proposal could in principle be marked Won without a winning Version attached, contrary to the business rule the constraint is meant to guarantee. Needs verification and, if confirmed missing, remediation.</w:t>
+      </w:r>
+    </w:p>
+    <w:p>
+      <w:pPr>
+        <w:pStyle w:val="ListParagraph"/>
+        <w:numPr>
+          <w:ilvl w:val="0"/>
+          <w:numId w:val="1"/>
+        </w:numPr>
+        <w:spacing w:after="80" w:line="264"/>
+      </w:pPr>
+      <w:r>
+        <w:rPr>
+          <w:sz w:val="20"/>
+          <w:szCs w:val="20"/>
+        </w:rPr>
+        <w:t xml:space="preserve">Two Draft Commercial Versions in the 24 September 2026 production export carry the placeholder customer name "[LOCAL TEST] Board Fix" — apparent internal testing performed directly against production rather than in a separate environment. Worth a process discussion with the team: testing against a shared production database risks polluting real commercial records and should ideally happen in a separate environment.</w:t>
       </w:r>
     </w:p>
     <w:p>
@@ -8069,7 +8130,7 @@
           <w:sz w:val="20"/>
           <w:szCs w:val="20"/>
         </w:rPr>
-        <w:t xml:space="preserve">Microsoft Graph/Outlook-based Proposal sending — explicitly deferred per AGENTS.md; manual send recording is the only mechanism today, including once Phase 4A is deployed.</w:t>
+        <w:t xml:space="preserve">Microsoft Graph/Outlook-based Proposal sending — explicitly deferred per AGENTS.md; manual send recording is the only mechanism today, even now that Phase 4A's schema is confirmed live.</w:t>
       </w:r>
     </w:p>
     <w:p>
@@ -8134,41 +8195,41 @@
           <w:sz w:val="20"/>
           <w:szCs w:val="20"/>
         </w:rPr>
-        <w:t xml:space="preserve">1. Resolve the dompdf vendor-deployment blocker (Section 6.17) — this blocks all of Phase 4A from ever being deployable, so it is the critical path.</w:t>
-      </w:r>
-    </w:p>
-    <w:p>
-      <w:pPr>
-        <w:pStyle w:val="ListParagraph"/>
-        <w:numPr>
-          <w:ilvl w:val="0"/>
-          <w:numId w:val="1"/>
-        </w:numPr>
-        <w:spacing w:after="80" w:line="264"/>
-      </w:pPr>
-      <w:r>
-        <w:rPr>
-          <w:sz w:val="20"/>
-          <w:szCs w:val="20"/>
-        </w:rPr>
-        <w:t xml:space="preserve">2. Execute the Phase 4A production deployment runbook in full (docs/PHASE4A3_PRODUCTION_DEPLOYMENT_RUNBOOK.md) once (1) is resolved, bringing the commercial Proposal-versioning system live.</w:t>
-      </w:r>
-    </w:p>
-    <w:p>
-      <w:pPr>
-        <w:pStyle w:val="ListParagraph"/>
-        <w:numPr>
-          <w:ilvl w:val="0"/>
-          <w:numId w:val="1"/>
-        </w:numPr>
-        <w:spacing w:after="80" w:line="264"/>
-      </w:pPr>
-      <w:r>
-        <w:rPr>
-          <w:sz w:val="20"/>
-          <w:szCs w:val="20"/>
-        </w:rPr>
-        <w:t xml:space="preserve">3. Deploy Pipeline Board V2 (Section 6.12) — independent of Phase 4A, lower risk, and already fully built and tested.</w:t>
+        <w:t xml:space="preserve">1. Confirm directly against the current production application and database exactly which Phase 4A steps beyond Draft-creation are reachable and have been used (Submit/Approve, PDF generation, Send, Client Response — Sections 6.16–6.19) — this determines whether any further deployment work is needed here at all, or whether the remaining task is purely verification.</w:t>
+      </w:r>
+    </w:p>
+    <w:p>
+      <w:pPr>
+        <w:pStyle w:val="ListParagraph"/>
+        <w:numPr>
+          <w:ilvl w:val="0"/>
+          <w:numId w:val="1"/>
+        </w:numPr>
+        <w:spacing w:after="80" w:line="264"/>
+      </w:pPr>
+      <w:r>
+        <w:rPr>
+          <w:sz w:val="20"/>
+          <w:szCs w:val="20"/>
+        </w:rPr>
+        <w:t xml:space="preserve">2. If PDF generation, Submit/Approve, Send, or Client Response are confirmed NOT reachable in the live application despite their schema being live, identify and close that specific gap (e.g. the dompdf vendor-deployment concern raised in the runbook's Section 0/6, or a missing application-code file) rather than re-running the full runbook — the schema deployment itself is already done.</w:t>
+      </w:r>
+    </w:p>
+    <w:p>
+      <w:pPr>
+        <w:pStyle w:val="ListParagraph"/>
+        <w:numPr>
+          <w:ilvl w:val="0"/>
+          <w:numId w:val="1"/>
+        </w:numPr>
+        <w:spacing w:after="80" w:line="264"/>
+      </w:pPr>
+      <w:r>
+        <w:rPr>
+          <w:sz w:val="20"/>
+          <w:szCs w:val="20"/>
+        </w:rPr>
+        <w:t xml:space="preserve">3. Deploy Pipeline Board V2 (Section 6.12) — independent of the Phase 4A layer, lower risk, and already fully built and tested.</w:t>
       </w:r>
     </w:p>
     <w:p>
@@ -8202,41 +8263,58 @@
           <w:sz w:val="20"/>
           <w:szCs w:val="20"/>
         </w:rPr>
-        <w:t xml:space="preserve">5. Scope and build Notifications/Reminders — the single largest genuinely-unbuilt feature gap identified.</w:t>
-      </w:r>
-    </w:p>
-    <w:p>
-      <w:pPr>
-        <w:pStyle w:val="ListParagraph"/>
-        <w:numPr>
-          <w:ilvl w:val="0"/>
-          <w:numId w:val="1"/>
-        </w:numPr>
-        <w:spacing w:after="80" w:line="264"/>
-      </w:pPr>
-      <w:r>
-        <w:rPr>
-          <w:sz w:val="20"/>
-          <w:szCs w:val="20"/>
-        </w:rPr>
-        <w:t xml:space="preserve">6. Scope an Audit Trail viewer UI and a general Settings UI, if the business wants either.</w:t>
-      </w:r>
-    </w:p>
-    <w:p>
-      <w:pPr>
-        <w:pStyle w:val="ListParagraph"/>
-        <w:numPr>
-          <w:ilvl w:val="0"/>
-          <w:numId w:val="1"/>
-        </w:numPr>
-        <w:spacing w:after="80" w:line="264"/>
-      </w:pPr>
-      <w:r>
-        <w:rPr>
-          <w:sz w:val="20"/>
-          <w:szCs w:val="20"/>
-        </w:rPr>
-        <w:t xml:space="preserve">7. Scope the real LM↔Billing API integration once Phase 4A is live and the business defines the external contract.</w:t>
+        <w:t xml:space="preserve">5. Investigate the missing "Won requires winning_version_id" CHECK constraint (Section 8) and remediate if it is confirmed not enforced.</w:t>
+      </w:r>
+    </w:p>
+    <w:p>
+      <w:pPr>
+        <w:pStyle w:val="ListParagraph"/>
+        <w:numPr>
+          <w:ilvl w:val="0"/>
+          <w:numId w:val="1"/>
+        </w:numPr>
+        <w:spacing w:after="80" w:line="264"/>
+      </w:pPr>
+      <w:r>
+        <w:rPr>
+          <w:sz w:val="20"/>
+          <w:szCs w:val="20"/>
+        </w:rPr>
+        <w:t xml:space="preserve">6. Scope and build Notifications/Reminders — the single largest genuinely-unbuilt feature gap identified.</w:t>
+      </w:r>
+    </w:p>
+    <w:p>
+      <w:pPr>
+        <w:pStyle w:val="ListParagraph"/>
+        <w:numPr>
+          <w:ilvl w:val="0"/>
+          <w:numId w:val="1"/>
+        </w:numPr>
+        <w:spacing w:after="80" w:line="264"/>
+      </w:pPr>
+      <w:r>
+        <w:rPr>
+          <w:sz w:val="20"/>
+          <w:szCs w:val="20"/>
+        </w:rPr>
+        <w:t xml:space="preserve">7. Scope an Audit Trail viewer UI and a general Settings UI, if the business wants either.</w:t>
+      </w:r>
+    </w:p>
+    <w:p>
+      <w:pPr>
+        <w:pStyle w:val="ListParagraph"/>
+        <w:numPr>
+          <w:ilvl w:val="0"/>
+          <w:numId w:val="1"/>
+        </w:numPr>
+        <w:spacing w:after="80" w:line="264"/>
+      </w:pPr>
+      <w:r>
+        <w:rPr>
+          <w:sz w:val="20"/>
+          <w:szCs w:val="20"/>
+        </w:rPr>
+        <w:t xml:space="preserve">8. Scope the real LM↔Billing API integration now that the Phase 4A hand-off table is confirmed live and the business defines the external contract.</w:t>
       </w:r>
     </w:p>
     <w:p>
@@ -8369,7 +8447,7 @@
           <w:sz w:val="20"/>
           <w:szCs w:val="20"/>
         </w:rPr>
-        <w:t xml:space="preserve">the centralized business logic: CallRoutingService, WorkflowTransitionService, and (Phase 4A, not deployed) the Proposal*Service family.</w:t>
+        <w:t xml:space="preserve">the centralized business logic: CallRoutingService, WorkflowTransitionService, and the Proposal*Service family (Phase 4A, confirmed live in production — see Section 6.16).</w:t>
       </w:r>
     </w:p>
     <w:p>
@@ -8395,7 +8473,7 @@
           <w:sz w:val="20"/>
           <w:szCs w:val="20"/>
         </w:rPr>
-        <w:t xml:space="preserve">53 files — cross-reference against Section 4 of the companion Database document before assuming any given migration is live in production.</w:t>
+        <w:t xml:space="preserve">53 files — cross-reference against Section 4 of the companion Database document before assuming any given migration is live in production; note that the Phase 4A migrations ARE live despite their considerable number, while the 3 Pipeline Board V2 migrations are not.</w:t>
       </w:r>
     </w:p>
     <w:p>
@@ -8447,7 +8525,7 @@
           <w:sz w:val="20"/>
           <w:szCs w:val="20"/>
         </w:rPr>
-        <w:t xml:space="preserve">required reading before touching anything in the Phase 4A layer or attempting its deployment.</w:t>
+        <w:t xml:space="preserve">required reading before touching anything in the Phase 4A layer — but read the runbook's "Status: PREPARATION ONLY" header as historical/stale, not current: this layer is now confirmed live (Section 6.16), and the runbook simply was never updated after deployment.</w:t>
       </w:r>
     </w:p>
     <w:p>
@@ -8538,7 +8616,7 @@
           <w:sz w:val="20"/>
           <w:szCs w:val="20"/>
         </w:rPr>
-        <w:t xml:space="preserve">Get read access to the production server/hosting account and the production database (read-only is sufficient to start) to independently confirm the "confirmed not deployed" findings in this report before relying on them for a deployment decision.</w:t>
+        <w:t xml:space="preserve">Get read access to the production server/hosting account and the production database (read-only is sufficient to start) to independently confirm every deployment-status finding in this report, including the corrected Phase 4A determination, before relying on any of them for a further deployment decision.</w:t>
       </w:r>
     </w:p>
     <w:p>
@@ -8589,7 +8667,7 @@
           <w:sz w:val="20"/>
           <w:szCs w:val="20"/>
         </w:rPr>
-        <w:t xml:space="preserve">Decide, with the business, whether to prioritize the dompdf blocker (unlocks all of Phase 4A) or Pipeline Board V2 (independent, lower-risk) first.</w:t>
+        <w:t xml:space="preserve">Confirm directly in the current production application whether the Phase 4A Submit/Approve/PDF/Send/Client-Response screens are reachable and in use (Section 6.16–6.19) — this is now the single most important open verification item in this report, since it determines whether meaningful deployment work remains here or only verification does.</w:t>
       </w:r>
     </w:p>
     <w:p>
@@ -8673,24 +8751,24 @@
           <w:sz w:val="20"/>
           <w:szCs w:val="20"/>
         </w:rPr>
-        <w:t xml:space="preserve">☐ Database understanding — read the companion Database Structure &amp; Data Model document in full, including which layers are confirmed not deployed.</w:t>
-      </w:r>
-    </w:p>
-    <w:p>
-      <w:pPr>
-        <w:pStyle w:val="ListParagraph"/>
-        <w:numPr>
-          <w:ilvl w:val="0"/>
-          <w:numId w:val="1"/>
-        </w:numPr>
-        <w:spacing w:after="80" w:line="264"/>
-      </w:pPr>
-      <w:r>
-        <w:rPr>
-          <w:sz w:val="20"/>
-          <w:szCs w:val="20"/>
-        </w:rPr>
-        <w:t xml:space="preserve">☐ Production access — obtain (at minimum read-only) access to the production server and database to independently verify this report's deployment-status findings.</w:t>
+        <w:t xml:space="preserve">☐ Database understanding — read the companion Database Structure &amp; Data Model document in full, including exactly which layers are confirmed live versus confirmed not deployed, and note that this differs from what an earlier version of that document said about Phase 4A.</w:t>
+      </w:r>
+    </w:p>
+    <w:p>
+      <w:pPr>
+        <w:pStyle w:val="ListParagraph"/>
+        <w:numPr>
+          <w:ilvl w:val="0"/>
+          <w:numId w:val="1"/>
+        </w:numPr>
+        <w:spacing w:after="80" w:line="264"/>
+      </w:pPr>
+      <w:r>
+        <w:rPr>
+          <w:sz w:val="20"/>
+          <w:szCs w:val="20"/>
+        </w:rPr>
+        <w:t xml:space="preserve">☐ Production access — obtain (at minimum read-only) access to the production server and database to independently verify this report's deployment-status findings, including the corrected Phase 4A determination.</w:t>
       </w:r>
     </w:p>
     <w:p>
@@ -8741,7 +8819,7 @@
           <w:sz w:val="20"/>
           <w:szCs w:val="20"/>
         </w:rPr>
-        <w:t xml:space="preserve">☐ Proposal module verification — understand both the live flat Proposal workflow and the undeployed Phase 4A multi-version workflow, and do not conflate the two when discussing "the Proposal module" with stakeholders.</w:t>
+        <w:t xml:space="preserve">☐ Proposal module verification — understand the flat Proposal Stage/Outcome/Value fields AND the confirmed-live Commercial Version layer beneath them, confirm directly in production which of Submit/Approve/PDF/Send/Client-Response are actually reachable today, and do not conflate any of this when discussing "the Proposal module" with stakeholders.</w:t>
       </w:r>
     </w:p>
     <w:p>
@@ -8775,7 +8853,7 @@
           <w:sz w:val="20"/>
           <w:szCs w:val="20"/>
         </w:rPr>
-        <w:t xml:space="preserve">☐ Deployment process review — read DEPLOYMENT.md and, before touching Phase 4A, the full production deployment runbook and its Section 0/6 blocker.</w:t>
+        <w:t xml:space="preserve">☐ Deployment process review — read DEPLOYMENT.md and the production deployment runbook for background, treating the runbook's "PREPARATION ONLY" header as stale rather than current, and independently confirm whether its Section 0/6 dompdf concern remains outstanding.</w:t>
       </w:r>
     </w:p>
     <w:p>
